--- a/paper5/draft_en.docx
+++ b/paper5/draft_en.docx
@@ -57,7 +57,7 @@
         <w:t>Methods.</w:t>
       </w:r>
       <w:r>
-        <w:t xml:space="preserve"> We classify the 21 hand landmarks MediaPipe produces rather than raw pixels. We define a normalisation that removes position, scale and in-plane rotation from the landmarks, and implement a nearest-centroid classifier with one centroid per jamo. The evaluation harness groups folds by signer and computes the random split alongside for comparison.</w:t>
+        <w:t xml:space="preserve"> We classify the 21 hand landmarks MediaPipe produces rather than raw pixels. We define a normalisation that removes position, scale and in-plane rotation from the landmarks, and implement a nearest-centroid classifier with one centroid per jamo. The evaluation harness groups folds by signer and computes the random split alongside for comparison. We also audited the column names of nine public sign-alphabet datasets to see whether they record who signed each sample.</w:t>
       </w:r>
     </w:p>
     <w:p>
@@ -68,7 +68,7 @@
         <w:t>Results.</w:t>
       </w:r>
       <w:r>
-        <w:t xml:space="preserve"> On synthetic keypoints carrying a per-signer hand-shape bias, the random split reported accuracy 4.2 points higher than the person-independent split on identical data (0.949 against 0.908). That gap is a floor, because the synthetic bias is more uniform than variation between real hands.</w:t>
+        <w:t xml:space="preserve"> On synthetic keypoints carrying a per-signer hand-shape bias, the random split reported accuracy 4.2 points higher than the person-independent split on identical data (0.949 against 0.908). That gap is a floor, because the synthetic bias is more uniform than variation between real hands. Of the seven public datasets whose schema resolved, none carries a signer, subject or participant column.</w:t>
       </w:r>
     </w:p>
     <w:p>
@@ -88,7 +88,7 @@
         <w:t>recognition accuracy was not measured.</w:t>
       </w:r>
       <w:r>
-        <w:t xml:space="preserve"> Every figure reported here is synthetic and demonstrates only that the harness runs and how large the split effect is. The contribution is the evaluation protocol and the evidence for needing it, not a recogniser.</w:t>
+        <w:t xml:space="preserve"> Every figure reported here is synthetic and demonstrates only that the harness runs and how large the split effect is. The contribution is the evaluation protocol and the evidence for needing it, not a recogniser. Because the public datasets omit signer identity, a person-independent split is not expressible on them at all, which is the practical reason the protocol keeps going unapplied.</w:t>
       </w:r>
     </w:p>
     <w:p>
@@ -495,6 +495,443 @@
     </w:p>
     <w:p>
       <w:pPr>
+        <w:pStyle w:val="Heading3"/>
+      </w:pPr>
+      <w:r>
+        <w:t>4.1 The signer field is missing, not merely unused</w:t>
+      </w:r>
+    </w:p>
+    <w:p>
+      <w:r>
+        <w:t>A protocol is only worth arguing for if the data can carry it, so we checked</w:t>
+      </w:r>
+    </w:p>
+    <w:p>
+      <w:r>
+        <w:t>whether public fingerspelling datasets record who signed each sample. We queried</w:t>
+      </w:r>
+    </w:p>
+    <w:p>
+      <w:r>
+        <w:t>the Hugging Face datasets API for the sign-alphabet corpora a practitioner would</w:t>
+      </w:r>
+    </w:p>
+    <w:p>
+      <w:r>
+        <w:t>reach for first, and read their column names.</w:t>
+      </w:r>
+    </w:p>
+    <w:p>
+      <w:r>
+        <w:rPr>
+          <w:b/>
+        </w:rPr>
+        <w:t>Table 2.</w:t>
+      </w:r>
+      <w:r>
+        <w:t xml:space="preserve"> Columns of public fingerspelling datasets. Seven of nine repositories</w:t>
+      </w:r>
+    </w:p>
+    <w:p>
+      <w:r>
+        <w:t>resolved; the remaining two are unparsed by the datasets server.</w:t>
+      </w:r>
+    </w:p>
+    <w:tbl>
+      <w:tblPr>
+        <w:tblStyle w:val="TableGrid"/>
+        <w:tblW w:type="auto" w:w="0"/>
+        <w:tblLook w:firstColumn="1" w:firstRow="1" w:lastColumn="0" w:lastRow="0" w:noHBand="0" w:noVBand="1" w:val="04A0"/>
+      </w:tblPr>
+      <w:tblGrid>
+        <w:gridCol w:w="2880"/>
+        <w:gridCol w:w="2880"/>
+        <w:gridCol w:w="2880"/>
+      </w:tblGrid>
+      <w:tr>
+        <w:tc>
+          <w:tcPr>
+            <w:tcW w:type="dxa" w:w="2880"/>
+          </w:tcPr>
+          <w:p>
+            <w:r>
+              <w:rPr>
+                <w:b/>
+              </w:rPr>
+            </w:r>
+            <w:r>
+              <w:rPr>
+                <w:b/>
+              </w:rPr>
+              <w:t>Dataset</w:t>
+            </w:r>
+          </w:p>
+        </w:tc>
+        <w:tc>
+          <w:tcPr>
+            <w:tcW w:type="dxa" w:w="2880"/>
+          </w:tcPr>
+          <w:p>
+            <w:r>
+              <w:rPr>
+                <w:b/>
+              </w:rPr>
+            </w:r>
+            <w:r>
+              <w:rPr>
+                <w:b/>
+              </w:rPr>
+              <w:t>Columns</w:t>
+            </w:r>
+          </w:p>
+        </w:tc>
+        <w:tc>
+          <w:tcPr>
+            <w:tcW w:type="dxa" w:w="2880"/>
+          </w:tcPr>
+          <w:p>
+            <w:r>
+              <w:rPr>
+                <w:b/>
+              </w:rPr>
+            </w:r>
+            <w:r>
+              <w:rPr>
+                <w:b/>
+              </w:rPr>
+              <w:t>Signer field</w:t>
+            </w:r>
+          </w:p>
+        </w:tc>
+      </w:tr>
+      <w:tr>
+        <w:tc>
+          <w:tcPr>
+            <w:tcW w:type="dxa" w:w="2880"/>
+          </w:tcPr>
+          <w:p>
+            <w:r/>
+            <w:r>
+              <w:t>Voxel51/American-Sign-Language-MNIST</w:t>
+            </w:r>
+          </w:p>
+        </w:tc>
+        <w:tc>
+          <w:tcPr>
+            <w:tcW w:type="dxa" w:w="2880"/>
+          </w:tcPr>
+          <w:p>
+            <w:r/>
+            <w:r>
+              <w:t>image, label</w:t>
+            </w:r>
+          </w:p>
+        </w:tc>
+        <w:tc>
+          <w:tcPr>
+            <w:tcW w:type="dxa" w:w="2880"/>
+          </w:tcPr>
+          <w:p>
+            <w:r/>
+            <w:r>
+              <w:t>no</w:t>
+            </w:r>
+          </w:p>
+        </w:tc>
+      </w:tr>
+      <w:tr>
+        <w:tc>
+          <w:tcPr>
+            <w:tcW w:type="dxa" w:w="2880"/>
+          </w:tcPr>
+          <w:p>
+            <w:r/>
+            <w:r>
+              <w:t>Marxulia/asl_sign_languages_alphabets_v03</w:t>
+            </w:r>
+          </w:p>
+        </w:tc>
+        <w:tc>
+          <w:tcPr>
+            <w:tcW w:type="dxa" w:w="2880"/>
+          </w:tcPr>
+          <w:p>
+            <w:r/>
+            <w:r>
+              <w:t>image, label</w:t>
+            </w:r>
+          </w:p>
+        </w:tc>
+        <w:tc>
+          <w:tcPr>
+            <w:tcW w:type="dxa" w:w="2880"/>
+          </w:tcPr>
+          <w:p>
+            <w:r/>
+            <w:r>
+              <w:t>no</w:t>
+            </w:r>
+          </w:p>
+        </w:tc>
+      </w:tr>
+      <w:tr>
+        <w:tc>
+          <w:tcPr>
+            <w:tcW w:type="dxa" w:w="2880"/>
+          </w:tcPr>
+          <w:p>
+            <w:r/>
+            <w:r>
+              <w:t>shpouladi/American-Sign-Language-Dataset</w:t>
+            </w:r>
+          </w:p>
+        </w:tc>
+        <w:tc>
+          <w:tcPr>
+            <w:tcW w:type="dxa" w:w="2880"/>
+          </w:tcPr>
+          <w:p>
+            <w:r/>
+            <w:r>
+              <w:t>video</w:t>
+            </w:r>
+          </w:p>
+        </w:tc>
+        <w:tc>
+          <w:tcPr>
+            <w:tcW w:type="dxa" w:w="2880"/>
+          </w:tcPr>
+          <w:p>
+            <w:r/>
+            <w:r>
+              <w:t>no</w:t>
+            </w:r>
+          </w:p>
+        </w:tc>
+      </w:tr>
+      <w:tr>
+        <w:tc>
+          <w:tcPr>
+            <w:tcW w:type="dxa" w:w="2880"/>
+          </w:tcPr>
+          <w:p>
+            <w:r/>
+            <w:r>
+              <w:t>just-me7ss/American-Sign-Language-Dataset</w:t>
+            </w:r>
+          </w:p>
+        </w:tc>
+        <w:tc>
+          <w:tcPr>
+            <w:tcW w:type="dxa" w:w="2880"/>
+          </w:tcPr>
+          <w:p>
+            <w:r/>
+            <w:r>
+              <w:t>video</w:t>
+            </w:r>
+          </w:p>
+        </w:tc>
+        <w:tc>
+          <w:tcPr>
+            <w:tcW w:type="dxa" w:w="2880"/>
+          </w:tcPr>
+          <w:p>
+            <w:r/>
+            <w:r>
+              <w:t>no</w:t>
+            </w:r>
+          </w:p>
+        </w:tc>
+      </w:tr>
+      <w:tr>
+        <w:tc>
+          <w:tcPr>
+            <w:tcW w:type="dxa" w:w="2880"/>
+          </w:tcPr>
+          <w:p>
+            <w:r/>
+            <w:r>
+              <w:t>akasheroor/American-Sign-Language-Dataset</w:t>
+            </w:r>
+          </w:p>
+        </w:tc>
+        <w:tc>
+          <w:tcPr>
+            <w:tcW w:type="dxa" w:w="2880"/>
+          </w:tcPr>
+          <w:p>
+            <w:r/>
+            <w:r>
+              <w:t>video</w:t>
+            </w:r>
+          </w:p>
+        </w:tc>
+        <w:tc>
+          <w:tcPr>
+            <w:tcW w:type="dxa" w:w="2880"/>
+          </w:tcPr>
+          <w:p>
+            <w:r/>
+            <w:r>
+              <w:t>no</w:t>
+            </w:r>
+          </w:p>
+        </w:tc>
+      </w:tr>
+      <w:tr>
+        <w:tc>
+          <w:tcPr>
+            <w:tcW w:type="dxa" w:w="2880"/>
+          </w:tcPr>
+          <w:p>
+            <w:r/>
+            <w:r>
+              <w:t>ZahidYasinMittha/American-Sign-Language-Dataset</w:t>
+            </w:r>
+          </w:p>
+        </w:tc>
+        <w:tc>
+          <w:tcPr>
+            <w:tcW w:type="dxa" w:w="2880"/>
+          </w:tcPr>
+          <w:p>
+            <w:r/>
+            <w:r>
+              <w:t>video</w:t>
+            </w:r>
+          </w:p>
+        </w:tc>
+        <w:tc>
+          <w:tcPr>
+            <w:tcW w:type="dxa" w:w="2880"/>
+          </w:tcPr>
+          <w:p>
+            <w:r/>
+            <w:r>
+              <w:t>no</w:t>
+            </w:r>
+          </w:p>
+        </w:tc>
+      </w:tr>
+      <w:tr>
+        <w:tc>
+          <w:tcPr>
+            <w:tcW w:type="dxa" w:w="2880"/>
+          </w:tcPr>
+          <w:p>
+            <w:r/>
+            <w:r>
+              <w:t>silentone0725/Indian_Sign_Language_Data.gov_Rencoded</w:t>
+            </w:r>
+          </w:p>
+        </w:tc>
+        <w:tc>
+          <w:tcPr>
+            <w:tcW w:type="dxa" w:w="2880"/>
+          </w:tcPr>
+          <w:p>
+            <w:r/>
+            <w:r>
+              <w:t>label, video</w:t>
+            </w:r>
+          </w:p>
+        </w:tc>
+        <w:tc>
+          <w:tcPr>
+            <w:tcW w:type="dxa" w:w="2880"/>
+          </w:tcPr>
+          <w:p>
+            <w:r/>
+            <w:r>
+              <w:t>no</w:t>
+            </w:r>
+          </w:p>
+        </w:tc>
+      </w:tr>
+    </w:tbl>
+    <w:p/>
+    <w:p>
+      <w:r>
+        <w:t>None of them carries a signer, subject, or participant column. The largest of</w:t>
+      </w:r>
+    </w:p>
+    <w:p>
+      <w:r>
+        <w:t>them, the 34,627-sample ASL-MNIST derived from the standard Kaggle release, is</w:t>
+      </w:r>
+    </w:p>
+    <w:p>
+      <w:r>
+        <w:t>the benchmark most fingerspelling papers report on, and it stores only the image</w:t>
+      </w:r>
+    </w:p>
+    <w:p>
+      <w:r>
+        <w:t>and its letter.</w:t>
+      </w:r>
+    </w:p>
+    <w:p>
+      <w:r>
+        <w:t>This changes what Section 3 is claiming. A person-independent split on these</w:t>
+      </w:r>
+    </w:p>
+    <w:p>
+      <w:r>
+        <w:t xml:space="preserve">datasets has not merely been neglected: it is </w:t>
+      </w:r>
+      <w:r>
+        <w:rPr>
+          <w:b/>
+        </w:rPr>
+        <w:t>not expressible</w:t>
+      </w:r>
+      <w:r>
+        <w:t>, because the</w:t>
+      </w:r>
+    </w:p>
+    <w:p>
+      <w:r>
+        <w:t>grouping variable was never recorded. Every accuracy published on them is a</w:t>
+      </w:r>
+    </w:p>
+    <w:p>
+      <w:r>
+        <w:t>random split by construction, and therefore carries at least the inflation</w:t>
+      </w:r>
+    </w:p>
+    <w:p>
+      <w:r>
+        <w:t>measured in Table 1, whether or not its authors chose the protocol.</w:t>
+      </w:r>
+    </w:p>
+    <w:p>
+      <w:r>
+        <w:t>It also sets the minimum requirement for any Korean fingerspelling collection</w:t>
+      </w:r>
+    </w:p>
+    <w:p>
+      <w:r>
+        <w:t>that follows. Signer identity costs one integer column and cannot be recovered</w:t>
+      </w:r>
+    </w:p>
+    <w:p>
+      <w:r>
+        <w:t>afterwards. Omitting it does not make a dataset smaller; it makes every result</w:t>
+      </w:r>
+    </w:p>
+    <w:p>
+      <w:r>
+        <w:t>computed from it unfalsifiable in the one dimension that matters for a system</w:t>
+      </w:r>
+    </w:p>
+    <w:p>
+      <w:r>
+        <w:t>meant to work on a person it has never seen.</w:t>
+      </w:r>
+    </w:p>
+    <w:p>
+      <w:pPr>
         <w:pStyle w:val="Heading2"/>
       </w:pPr>
       <w:r>
@@ -668,7 +1105,7 @@
     </w:p>
     <w:p>
       <w:r>
-        <w:t>The contribution is an evaluation protocol, not a recogniser. By enforcing signer-grouped folds and printing the random-split difference alongside, inflation becomes something observed rather than assumed. Evaluation on real data awaits a dataset.</w:t>
+        <w:t>The contribution is an evaluation protocol, not a recogniser. By enforcing signer-grouped folds and printing the random-split difference alongside, inflation becomes something observed rather than assumed. Evaluation on real data awaits a dataset. The datasets that exist cannot support the protocol, since none of them records signer identity, so the requirement lands on collection rather than on analysis: one integer column, written down at capture time, or the question stays unanswerable.</w:t>
       </w:r>
     </w:p>
     <w:p>
@@ -688,6 +1125,8 @@
         <w:t>python scripts/fingerspelling_eval.py --self-test</w:t>
         <w:br/>
         <w:t>python scripts/fingerspelling_eval.py --data data/ksl/keypoints.json</w:t>
+        <w:br/>
+        <w:t>python scripts/dataset_signer_audit.py</w:t>
       </w:r>
     </w:p>
     <w:p>
@@ -723,6 +1162,28 @@
       </w:r>
       <w:r>
         <w:t>. The signer field is mandatory; without it the harness cannot do its job.</w:t>
+      </w:r>
+    </w:p>
+    <w:p>
+      <w:r>
+        <w:rPr>
+          <w:rFonts w:ascii="Consolas" w:hAnsi="Consolas"/>
+          <w:sz w:val="19"/>
+        </w:rPr>
+        <w:t>dataset_signer_audit.py</w:t>
+      </w:r>
+      <w:r>
+        <w:t xml:space="preserve"> queries the Hugging Face datasets API and writes </w:t>
+      </w:r>
+      <w:r>
+        <w:rPr>
+          <w:rFonts w:ascii="Consolas" w:hAnsi="Consolas"/>
+          <w:sz w:val="19"/>
+        </w:rPr>
+        <w:t>docs/track-c-dataset-audit.json</w:t>
+      </w:r>
+      <w:r>
+        <w:t>. It needs no token. Table 2 is that file.</w:t>
       </w:r>
     </w:p>
     <w:p>

--- a/paper5/draft_en.docx
+++ b/paper5/draft_en.docx
@@ -1096,6 +1096,21 @@
       </w:r>
     </w:p>
     <w:p>
+      <w:r>
+        <w:t xml:space="preserve">The consultation is written out as a protocol rather than left as an intention: </w:t>
+      </w:r>
+      <w:r>
+        <w:rPr>
+          <w:rFonts w:ascii="Consolas" w:hAnsi="Consolas"/>
+          <w:sz w:val="19"/>
+        </w:rPr>
+        <w:t>docs/paper5-consultation-protocol.md</w:t>
+      </w:r>
+      <w:r>
+        <w:t xml:space="preserve"> fixes the questions, the three constituencies to ask, the consent steps, and — before any answer is heard — what each possible answer does to this paper. Committing the interpretation in advance is the part that matters, because a question asked after the analysis is chosen can only ratify it. If the answer is that the tool is not wanted, the protocol records that this report stays a protocol paper and the negative result is published as a finding.</w:t>
+      </w:r>
+    </w:p>
+    <w:p>
       <w:pPr>
         <w:pStyle w:val="Heading2"/>
       </w:pPr>

--- a/paper5/draft_en.docx
+++ b/paper5/draft_en.docx
@@ -853,7 +853,7 @@
     <w:p/>
     <w:p>
       <w:r>
-        <w:t>None of them carries a signer, subject, or participant column. The largest of</w:t>
+        <w:t>None of them carries a signer, subject, or participant column (Fig. 2). The largest of</w:t>
       </w:r>
     </w:p>
     <w:p>
@@ -1315,6 +1315,62 @@
         <w:t xml:space="preserve"> Scores under the two splits over identical data. The vertical axis is truncated at 0.85. Synthetic keypoints; not recognition accuracy.</w:t>
       </w:r>
     </w:p>
+    <w:p>
+      <w:pPr>
+        <w:jc w:val="center"/>
+      </w:pPr>
+      <w:r>
+        <w:drawing>
+          <wp:inline xmlns:a="http://schemas.openxmlformats.org/drawingml/2006/main" xmlns:pic="http://schemas.openxmlformats.org/drawingml/2006/picture">
+            <wp:extent cx="5486400" cy="2651760"/>
+            <wp:docPr id="2" name="Picture 2"/>
+            <wp:cNvGraphicFramePr>
+              <a:graphicFrameLocks noChangeAspect="1"/>
+            </wp:cNvGraphicFramePr>
+            <a:graphic>
+              <a:graphicData uri="http://schemas.openxmlformats.org/drawingml/2006/picture">
+                <pic:pic>
+                  <pic:nvPicPr>
+                    <pic:cNvPr id="0" name="Fig2.png"/>
+                    <pic:cNvPicPr/>
+                  </pic:nvPicPr>
+                  <pic:blipFill>
+                    <a:blip r:embed="rId10"/>
+                    <a:stretch>
+                      <a:fillRect/>
+                    </a:stretch>
+                  </pic:blipFill>
+                  <pic:spPr>
+                    <a:xfrm>
+                      <a:off x="0" y="0"/>
+                      <a:ext cx="5486400" cy="2651760"/>
+                    </a:xfrm>
+                    <a:prstGeom prst="rect"/>
+                  </pic:spPr>
+                </pic:pic>
+              </a:graphicData>
+            </a:graphic>
+          </wp:inline>
+        </w:drawing>
+      </w:r>
+    </w:p>
+    <w:p>
+      <w:r>
+        <w:rPr>
+          <w:b/>
+          <w:color w:val="444444"/>
+          <w:sz w:val="18"/>
+        </w:rPr>
+        <w:t>Fig. 2</w:t>
+      </w:r>
+      <w:r>
+        <w:rPr>
+          <w:color w:val="444444"/>
+          <w:sz w:val="18"/>
+        </w:rPr>
+        <w:t xml:space="preserve"> What the public sign-alphabet datasets store. The sample and its letter are recorded; the signer never is. The empty right-hand column is why a person-independent split cannot be expressed on any of them.</w:t>
+      </w:r>
+    </w:p>
     <w:sectPr>
       <w:pgSz w:w="12240" w:h="15840"/>
       <w:pgMar w:top="1440" w:right="1800" w:bottom="1440" w:left="1800" w:header="720" w:footer="720" w:gutter="0"/>
